--- a/files/STR_03_Portfolio_Review.docx
+++ b/files/STR_03_Portfolio_Review.docx
@@ -4,227 +4,970 @@
   <w:body>
     <w:p>
       <w:pPr>
-        <w:pStyle w:val="Title"/>
+        <w:jc w:val="left"/>
       </w:pPr>
       <w:r>
         <w:rPr>
-          <w:color w:val="1F4E78"/>
+          <w:b/>
+          <w:color w:val="6B7280"/>
+          <w:sz w:val="18"/>
         </w:rPr>
-        <w:t>🎯 Strategy &amp; Corporate Planning — Portfolio Review</w:t>
-      </w:r>
-    </w:p>
-    <w:p>
-      <w:r>
-        <w:rPr>
-          <w:i/>
-        </w:rPr>
-        <w:t>Document owner: 🎯 Strategy &amp; Corporate Planning Group Office</w:t>
-      </w:r>
-      <w:r>
-        <w:rPr>
-          <w:i/>
-        </w:rPr>
-        <w:t xml:space="preserve"> · Version: FY2025-A</w:t>
+        <w:t>ZAVA CONGLOMERATE</w:t>
       </w:r>
     </w:p>
     <w:p>
       <w:pPr>
-        <w:pStyle w:val="Heading1"/>
+        <w:spacing w:after="40"/>
       </w:pPr>
       <w:r>
-        <w:t>1. Executive Summary</w:t>
-      </w:r>
-    </w:p>
-    <w:p>
-      <w:r>
-        <w:t>3 flagship strategic initiatives are 4-7 months behind schedule, capex prioritisation under challenge, and the FY2026 growth thesis must be refreshed in 4 weeks.</w:t>
-      </w:r>
-    </w:p>
-    <w:p>
-      <w:r>
-        <w:t>This portfolio review is grounded on the FY2025 working dataset for 🎯 Strategy &amp; Corporate Planning and informs the Board, the regulator, and the operating committee of the corrective actions agreed under the recovery plan.</w:t>
+        <w:rPr>
+          <w:b/>
+          <w:color w:val="1F2D55"/>
+          <w:sz w:val="44"/>
+        </w:rPr>
+        <w:t>STR 03 Portfolio Review</w:t>
       </w:r>
     </w:p>
     <w:p>
       <w:pPr>
-        <w:pStyle w:val="Heading1"/>
+        <w:spacing w:after="200"/>
       </w:pPr>
       <w:r>
-        <w:t>2. Scenario &amp; Background</w:t>
-      </w:r>
-    </w:p>
-    <w:p>
-      <w:r>
-        <w:t>Group Strategy &amp; Corporate Planning Office at Zava Group has 3 flagship strategic initiatives running 4-7 months behind schedule, capex prioritisation under challenge from divisional CEOs, and a FY2026 growth thesis that the CEO wants refreshed within 4 weeks. The Group Strategy Director needs sharper sequencing, tighter linkage between strategy milestones and value creation, and a clear answer to the question: what moves first if resources stay constrained?</w:t>
-      </w:r>
-    </w:p>
-    <w:p>
-      <w:r>
-        <w:t>The team has triangulated 🎯 Strategy &amp; Corporate Planning's most recent reported performance against three peer benchmarks and against the regulator's published thresholds for the sector. Findings carried over from the prior cycle have been re-examined to test whether the original assumptions still hold.</w:t>
+        <w:rPr>
+          <w:i/>
+          <w:color w:val="4B5B7C"/>
+          <w:sz w:val="22"/>
+        </w:rPr>
+        <w:t>Review · Internal</w:t>
       </w:r>
     </w:p>
     <w:p>
       <w:pPr>
-        <w:pStyle w:val="Heading1"/>
+        <w:spacing w:after="40"/>
       </w:pPr>
       <w:r>
-        <w:t>3. Detail &amp; Working</w:t>
+        <w:rPr>
+          <w:b/>
+          <w:color w:val="1F2D55"/>
+          <w:sz w:val="20"/>
+        </w:rPr>
+        <w:t xml:space="preserve">Review reference:  </w:t>
+      </w:r>
+      <w:r>
+        <w:rPr>
+          <w:sz w:val="20"/>
+        </w:rPr>
+        <w:t>REV-2026-231</w:t>
       </w:r>
     </w:p>
     <w:p>
       <w:pPr>
-        <w:pStyle w:val="Heading2"/>
+        <w:spacing w:after="40"/>
       </w:pPr>
       <w:r>
-        <w:t>3.1 Position at end of period</w:t>
+        <w:rPr>
+          <w:b/>
+          <w:color w:val="1F2D55"/>
+          <w:sz w:val="20"/>
+        </w:rPr>
+        <w:t xml:space="preserve">Sponsor:  </w:t>
       </w:r>
-    </w:p>
-    <w:p>
       <w:r>
-        <w:t>Position at end of period for 🎯 Strategy &amp; Corporate Planning as it stands on the working dataset for this portfolio review. Reference figures and supporting tabs are stored alongside this document in the Group repository under the DEPT-STRATEGY folder.</w:t>
+        <w:rPr>
+          <w:sz w:val="20"/>
+        </w:rPr>
+        <w:t>Group CFO</w:t>
       </w:r>
     </w:p>
     <w:p>
       <w:pPr>
-        <w:pStyle w:val="Heading2"/>
+        <w:spacing w:after="40"/>
       </w:pPr>
       <w:r>
-        <w:t>3.2 Key drivers</w:t>
+        <w:rPr>
+          <w:b/>
+          <w:color w:val="1F2D55"/>
+          <w:sz w:val="20"/>
+        </w:rPr>
+        <w:t xml:space="preserve">Lead reviewer:  </w:t>
       </w:r>
-    </w:p>
-    <w:p>
       <w:r>
-        <w:t>Key drivers for 🎯 Strategy &amp; Corporate Planning as it stands on the working dataset for this portfolio review. Reference figures and supporting tabs are stored alongside this document in the Group repository under the DEPT-STRATEGY folder.</w:t>
+        <w:rPr>
+          <w:sz w:val="20"/>
+        </w:rPr>
+        <w:t>Group Strategy &amp; Insights</w:t>
       </w:r>
     </w:p>
     <w:p>
       <w:pPr>
-        <w:pStyle w:val="Heading2"/>
+        <w:spacing w:after="40"/>
       </w:pPr>
       <w:r>
-        <w:t>3.3 Sensitivities and assumptions</w:t>
+        <w:rPr>
+          <w:b/>
+          <w:color w:val="1F2D55"/>
+          <w:sz w:val="20"/>
+        </w:rPr>
+        <w:t xml:space="preserve">Period:  </w:t>
       </w:r>
-    </w:p>
-    <w:p>
       <w:r>
-        <w:t>Sensitivities and assumptions for 🎯 Strategy &amp; Corporate Planning as it stands on the working dataset for this portfolio review. Reference figures and supporting tabs are stored alongside this document in the Group repository under the DEPT-STRATEGY folder.</w:t>
+        <w:rPr>
+          <w:sz w:val="20"/>
+        </w:rPr>
+        <w:t>FY2026 H1</w:t>
       </w:r>
     </w:p>
     <w:p>
       <w:pPr>
-        <w:pStyle w:val="Heading2"/>
+        <w:spacing w:after="40"/>
       </w:pPr>
       <w:r>
-        <w:t>3.4 Open issues and unknowns</w:t>
+        <w:rPr>
+          <w:b/>
+          <w:color w:val="1F2D55"/>
+          <w:sz w:val="20"/>
+        </w:rPr>
+        <w:t xml:space="preserve">Issue date:  </w:t>
       </w:r>
-    </w:p>
-    <w:p>
       <w:r>
-        <w:t>Open issues and unknowns for 🎯 Strategy &amp; Corporate Planning as it stands on the working dataset for this portfolio review. Reference figures and supporting tabs are stored alongside this document in the Group repository under the DEPT-STRATEGY folder.</w:t>
+        <w:rPr>
+          <w:sz w:val="20"/>
+        </w:rPr>
+        <w:t>17 May 2026</w:t>
       </w:r>
     </w:p>
     <w:p>
       <w:pPr>
-        <w:pStyle w:val="Heading1"/>
+        <w:spacing w:after="40"/>
       </w:pPr>
       <w:r>
-        <w:t>4. Recommended Actions</w:t>
+        <w:rPr>
+          <w:b/>
+          <w:color w:val="1F2D55"/>
+          <w:sz w:val="20"/>
+        </w:rPr>
+        <w:t xml:space="preserve">Source file:  </w:t>
+      </w:r>
+      <w:r>
+        <w:rPr>
+          <w:sz w:val="20"/>
+        </w:rPr>
+        <w:t>STR_03_Portfolio_Review.docx</w:t>
+      </w:r>
+    </w:p>
+    <w:p>
+      <w:pPr>
+        <w:spacing w:before="240" w:after="80"/>
+      </w:pPr>
+      <w:r>
+        <w:rPr>
+          <w:b/>
+          <w:color w:val="1F2D55"/>
+          <w:sz w:val="26"/>
+        </w:rPr>
+        <w:t>1. Scope and approach</w:t>
+      </w:r>
+    </w:p>
+    <w:p>
+      <w:pPr>
+        <w:spacing w:after="80"/>
+      </w:pPr>
+      <w:r>
+        <w:rPr>
+          <w:i w:val="0"/>
+          <w:sz w:val="20"/>
+        </w:rPr>
+        <w:t>This review assesses the area indicated in the title across the in-scope divisions and Group functions for the period stated above. The approach combined desk review of policy and process documentation, transactional data extraction, management interviews and an external benchmark scan.</w:t>
+      </w:r>
+    </w:p>
+    <w:p>
+      <w:pPr>
+        <w:spacing w:before="240" w:after="80"/>
+      </w:pPr>
+      <w:r>
+        <w:rPr>
+          <w:b/>
+          <w:color w:val="1F2D55"/>
+          <w:sz w:val="26"/>
+        </w:rPr>
+        <w:t>2. Headline findings</w:t>
+      </w:r>
+    </w:p>
+    <w:p>
+      <w:pPr>
+        <w:spacing w:after="80"/>
+      </w:pPr>
+      <w:r>
+        <w:rPr>
+          <w:i w:val="0"/>
+          <w:sz w:val="20"/>
+        </w:rPr>
+        <w:t>Three observations dominate. First, the design of the controls and processes is broadly sound; we did not find structural design failures. Second, the operating effectiveness varies meaningfully between divisions: the top three perform at benchmark; the bottom three lag by 200-400 bps on the key KPIs. Third, the data infrastructure supporting reporting is the binding constraint for further improvement; targeted investment here would unlock measurable gains.</w:t>
+      </w:r>
+    </w:p>
+    <w:p>
+      <w:pPr>
+        <w:spacing w:before="240" w:after="80"/>
+      </w:pPr>
+      <w:r>
+        <w:rPr>
+          <w:b/>
+          <w:color w:val="1F2D55"/>
+          <w:sz w:val="26"/>
+        </w:rPr>
+        <w:t>3. What we examined</w:t>
       </w:r>
     </w:p>
     <w:p>
       <w:pPr>
         <w:pStyle w:val="ListBullet"/>
+        <w:spacing w:after="40"/>
       </w:pPr>
       <w:r>
-        <w:t>Confirm the portfolio review narrative with the 🎯 Strategy &amp; Corporate Planning CFO before Board cut-off.</w:t>
+        <w:rPr>
+          <w:sz w:val="20"/>
+        </w:rPr>
+        <w:t>Policy and process documentation across 11 divisions and 9 Group functions.</w:t>
       </w:r>
     </w:p>
     <w:p>
       <w:pPr>
         <w:pStyle w:val="ListBullet"/>
+        <w:spacing w:after="40"/>
       </w:pPr>
       <w:r>
-        <w:t>Lock the assumption set for the recovery plan and circulate to division MDs.</w:t>
+        <w:rPr>
+          <w:sz w:val="20"/>
+        </w:rPr>
+        <w:t>Transactional data extracts from S/4HANA and supporting systems (full populations where possible).</w:t>
       </w:r>
     </w:p>
     <w:p>
       <w:pPr>
         <w:pStyle w:val="ListBullet"/>
+        <w:spacing w:after="40"/>
       </w:pPr>
       <w:r>
-        <w:t>Pre-brief the regulator-facing officer on the 30/60/90-day commitments.</w:t>
+        <w:rPr>
+          <w:sz w:val="20"/>
+        </w:rPr>
+        <w:t>47 management interviews across divisional and Group levels.</w:t>
       </w:r>
     </w:p>
     <w:p>
       <w:pPr>
         <w:pStyle w:val="ListBullet"/>
+        <w:spacing w:after="40"/>
       </w:pPr>
       <w:r>
-        <w:t>Schedule the cross-functional review with risk, legal, and IR.</w:t>
+        <w:rPr>
+          <w:sz w:val="20"/>
+        </w:rPr>
+        <w:t>External benchmark scan covering 12 ASEAN conglomerates and 6 global comparators.</w:t>
       </w:r>
     </w:p>
     <w:p>
       <w:pPr>
         <w:pStyle w:val="ListBullet"/>
+        <w:spacing w:after="40"/>
       </w:pPr>
       <w:r>
-        <w:t>Capture decisions in the Group decision log with named owners and due dates.</w:t>
+        <w:rPr>
+          <w:sz w:val="20"/>
+        </w:rPr>
+        <w:t>Site walk-throughs at 5 representative locations (3 MY, 2 ID).</w:t>
       </w:r>
     </w:p>
     <w:p>
       <w:pPr>
-        <w:pStyle w:val="Heading1"/>
+        <w:spacing w:before="240" w:after="80"/>
       </w:pPr>
       <w:r>
-        <w:t>5. Appendix — Source files</w:t>
+        <w:rPr>
+          <w:b/>
+          <w:color w:val="1F2D55"/>
+          <w:sz w:val="26"/>
+        </w:rPr>
+        <w:t>4. Detailed observations</w:t>
+      </w:r>
+    </w:p>
+    <w:p>
+      <w:pPr>
+        <w:spacing w:before="160" w:after="40"/>
+      </w:pPr>
+      <w:r>
+        <w:rPr>
+          <w:b/>
+          <w:color w:val="4B5B7C"/>
+          <w:sz w:val="22"/>
+        </w:rPr>
+        <w:t>4.1 Control design</w:t>
+      </w:r>
+    </w:p>
+    <w:p>
+      <w:pPr>
+        <w:spacing w:after="80"/>
+      </w:pPr>
+      <w:r>
+        <w:rPr>
+          <w:i w:val="0"/>
+          <w:sz w:val="20"/>
+        </w:rPr>
+        <w:t>The control design across the in-scope process is consistent with international good practice. Authorisation thresholds align with the Group Authority Matrix. Segregation of duties is enforced at the system level for high-risk transactions. Two exceptions were identified: (a) at one division, an interim shared-services set-up has dual roles assigned to a single user pending the permanent hire; (b) the privileged-access review cadence had lapsed at one location.</w:t>
+      </w:r>
+    </w:p>
+    <w:p>
+      <w:pPr>
+        <w:spacing w:before="160" w:after="40"/>
+      </w:pPr>
+      <w:r>
+        <w:rPr>
+          <w:b/>
+          <w:color w:val="4B5B7C"/>
+          <w:sz w:val="22"/>
+        </w:rPr>
+        <w:t>4.2 Operating effectiveness</w:t>
+      </w:r>
+    </w:p>
+    <w:p>
+      <w:pPr>
+        <w:spacing w:after="80"/>
+      </w:pPr>
+      <w:r>
+        <w:rPr>
+          <w:i w:val="0"/>
+          <w:sz w:val="20"/>
+        </w:rPr>
+        <w:t>Of the 14 controls tested, 11 operated effectively throughout the period. Three operated effectively for most of the period but had exception events: the privileged-access lapse, the dual-role assignment, and a one-off three-way-match override at a remote location. All three are documented in the action register.</w:t>
+      </w:r>
+    </w:p>
+    <w:p>
+      <w:pPr>
+        <w:spacing w:before="160" w:after="40"/>
+      </w:pPr>
+      <w:r>
+        <w:rPr>
+          <w:b/>
+          <w:color w:val="4B5B7C"/>
+          <w:sz w:val="22"/>
+        </w:rPr>
+        <w:t>4.3 Data and reporting</w:t>
+      </w:r>
+    </w:p>
+    <w:p>
+      <w:pPr>
+        <w:spacing w:after="80"/>
+      </w:pPr>
+      <w:r>
+        <w:rPr>
+          <w:i w:val="0"/>
+          <w:sz w:val="20"/>
+        </w:rPr>
+        <w:t>Data quality indices show meaningful improvement over the prior period (+22% YoY for the in-scope dataset) but remain below the 90% threshold required for confident automation. The principal gap is master-data hygiene for vendors and cost centres; a targeted remediation programme is under way with completion expected end-FY2026.</w:t>
+      </w:r>
+    </w:p>
+    <w:p>
+      <w:pPr>
+        <w:spacing w:before="240" w:after="80"/>
+      </w:pPr>
+      <w:r>
+        <w:rPr>
+          <w:b/>
+          <w:color w:val="1F2D55"/>
+          <w:sz w:val="26"/>
+        </w:rPr>
+        <w:t>5. Benchmark perspective</w:t>
+      </w:r>
+    </w:p>
+    <w:tbl>
+      <w:tblPr>
+        <w:tblStyle w:val="LightGrid-Accent1"/>
+        <w:tblW w:type="auto" w:w="0"/>
+        <w:tblLook w:firstColumn="1" w:firstRow="1" w:lastColumn="0" w:lastRow="0" w:noHBand="0" w:noVBand="1" w:val="04A0"/>
+      </w:tblPr>
+      <w:tblGrid>
+        <w:gridCol w:w="1728"/>
+        <w:gridCol w:w="1728"/>
+        <w:gridCol w:w="1728"/>
+        <w:gridCol w:w="1728"/>
+        <w:gridCol w:w="1728"/>
+      </w:tblGrid>
+      <w:tr>
+        <w:tc>
+          <w:tcPr>
+            <w:tcW w:type="dxa" w:w="1728"/>
+            <w:shd w:val="clear" w:color="auto" w:fill="1F2D55"/>
+          </w:tcPr>
+          <w:p>
+            <w:r>
+              <w:rPr>
+                <w:b/>
+                <w:color w:val="FFFFFF"/>
+                <w:sz w:val="18"/>
+              </w:rPr>
+              <w:t>KPI</w:t>
+            </w:r>
+          </w:p>
+        </w:tc>
+        <w:tc>
+          <w:tcPr>
+            <w:tcW w:type="dxa" w:w="1728"/>
+            <w:shd w:val="clear" w:color="auto" w:fill="1F2D55"/>
+          </w:tcPr>
+          <w:p>
+            <w:r>
+              <w:rPr>
+                <w:b/>
+                <w:color w:val="FFFFFF"/>
+                <w:sz w:val="18"/>
+              </w:rPr>
+              <w:t>Group avg</w:t>
+            </w:r>
+          </w:p>
+        </w:tc>
+        <w:tc>
+          <w:tcPr>
+            <w:tcW w:type="dxa" w:w="1728"/>
+            <w:shd w:val="clear" w:color="auto" w:fill="1F2D55"/>
+          </w:tcPr>
+          <w:p>
+            <w:r>
+              <w:rPr>
+                <w:b/>
+                <w:color w:val="FFFFFF"/>
+                <w:sz w:val="18"/>
+              </w:rPr>
+              <w:t>Top-quartile peer</w:t>
+            </w:r>
+          </w:p>
+        </w:tc>
+        <w:tc>
+          <w:tcPr>
+            <w:tcW w:type="dxa" w:w="1728"/>
+            <w:shd w:val="clear" w:color="auto" w:fill="1F2D55"/>
+          </w:tcPr>
+          <w:p>
+            <w:r>
+              <w:rPr>
+                <w:b/>
+                <w:color w:val="FFFFFF"/>
+                <w:sz w:val="18"/>
+              </w:rPr>
+              <w:t>Best-in-class peer</w:t>
+            </w:r>
+          </w:p>
+        </w:tc>
+        <w:tc>
+          <w:tcPr>
+            <w:tcW w:type="dxa" w:w="1728"/>
+            <w:shd w:val="clear" w:color="auto" w:fill="1F2D55"/>
+          </w:tcPr>
+          <w:p>
+            <w:r>
+              <w:rPr>
+                <w:b/>
+                <w:color w:val="FFFFFF"/>
+                <w:sz w:val="18"/>
+              </w:rPr>
+              <w:t>Gap to best</w:t>
+            </w:r>
+          </w:p>
+        </w:tc>
+      </w:tr>
+      <w:tr>
+        <w:tc>
+          <w:tcPr>
+            <w:tcW w:type="dxa" w:w="1728"/>
+          </w:tcPr>
+          <w:p>
+            <w:r>
+              <w:rPr>
+                <w:sz w:val="18"/>
+              </w:rPr>
+              <w:t>Process cycle days</w:t>
+            </w:r>
+          </w:p>
+        </w:tc>
+        <w:tc>
+          <w:tcPr>
+            <w:tcW w:type="dxa" w:w="1728"/>
+          </w:tcPr>
+          <w:p>
+            <w:r>
+              <w:rPr>
+                <w:sz w:val="18"/>
+              </w:rPr>
+              <w:t>11.4</w:t>
+            </w:r>
+          </w:p>
+        </w:tc>
+        <w:tc>
+          <w:tcPr>
+            <w:tcW w:type="dxa" w:w="1728"/>
+          </w:tcPr>
+          <w:p>
+            <w:r>
+              <w:rPr>
+                <w:sz w:val="18"/>
+              </w:rPr>
+              <w:t>5.8</w:t>
+            </w:r>
+          </w:p>
+        </w:tc>
+        <w:tc>
+          <w:tcPr>
+            <w:tcW w:type="dxa" w:w="1728"/>
+          </w:tcPr>
+          <w:p>
+            <w:r>
+              <w:rPr>
+                <w:sz w:val="18"/>
+              </w:rPr>
+              <w:t>4.0</w:t>
+            </w:r>
+          </w:p>
+        </w:tc>
+        <w:tc>
+          <w:tcPr>
+            <w:tcW w:type="dxa" w:w="1728"/>
+          </w:tcPr>
+          <w:p>
+            <w:r>
+              <w:rPr>
+                <w:sz w:val="18"/>
+              </w:rPr>
+              <w:t>-7.4 days</w:t>
+            </w:r>
+          </w:p>
+        </w:tc>
+      </w:tr>
+      <w:tr>
+        <w:tc>
+          <w:tcPr>
+            <w:tcW w:type="dxa" w:w="1728"/>
+          </w:tcPr>
+          <w:p>
+            <w:r>
+              <w:rPr>
+                <w:sz w:val="18"/>
+              </w:rPr>
+              <w:t>Automation coverage %</w:t>
+            </w:r>
+          </w:p>
+        </w:tc>
+        <w:tc>
+          <w:tcPr>
+            <w:tcW w:type="dxa" w:w="1728"/>
+          </w:tcPr>
+          <w:p>
+            <w:r>
+              <w:rPr>
+                <w:sz w:val="18"/>
+              </w:rPr>
+              <w:t>44</w:t>
+            </w:r>
+          </w:p>
+        </w:tc>
+        <w:tc>
+          <w:tcPr>
+            <w:tcW w:type="dxa" w:w="1728"/>
+          </w:tcPr>
+          <w:p>
+            <w:r>
+              <w:rPr>
+                <w:sz w:val="18"/>
+              </w:rPr>
+              <w:t>68</w:t>
+            </w:r>
+          </w:p>
+        </w:tc>
+        <w:tc>
+          <w:tcPr>
+            <w:tcW w:type="dxa" w:w="1728"/>
+          </w:tcPr>
+          <w:p>
+            <w:r>
+              <w:rPr>
+                <w:sz w:val="18"/>
+              </w:rPr>
+              <w:t>74</w:t>
+            </w:r>
+          </w:p>
+        </w:tc>
+        <w:tc>
+          <w:tcPr>
+            <w:tcW w:type="dxa" w:w="1728"/>
+          </w:tcPr>
+          <w:p>
+            <w:r>
+              <w:rPr>
+                <w:sz w:val="18"/>
+              </w:rPr>
+              <w:t>-30 pts</w:t>
+            </w:r>
+          </w:p>
+        </w:tc>
+      </w:tr>
+      <w:tr>
+        <w:tc>
+          <w:tcPr>
+            <w:tcW w:type="dxa" w:w="1728"/>
+          </w:tcPr>
+          <w:p>
+            <w:r>
+              <w:rPr>
+                <w:sz w:val="18"/>
+              </w:rPr>
+              <w:t>Exception rate %</w:t>
+            </w:r>
+          </w:p>
+        </w:tc>
+        <w:tc>
+          <w:tcPr>
+            <w:tcW w:type="dxa" w:w="1728"/>
+          </w:tcPr>
+          <w:p>
+            <w:r>
+              <w:rPr>
+                <w:sz w:val="18"/>
+              </w:rPr>
+              <w:t>2.7</w:t>
+            </w:r>
+          </w:p>
+        </w:tc>
+        <w:tc>
+          <w:tcPr>
+            <w:tcW w:type="dxa" w:w="1728"/>
+          </w:tcPr>
+          <w:p>
+            <w:r>
+              <w:rPr>
+                <w:sz w:val="18"/>
+              </w:rPr>
+              <w:t>1.1</w:t>
+            </w:r>
+          </w:p>
+        </w:tc>
+        <w:tc>
+          <w:tcPr>
+            <w:tcW w:type="dxa" w:w="1728"/>
+          </w:tcPr>
+          <w:p>
+            <w:r>
+              <w:rPr>
+                <w:sz w:val="18"/>
+              </w:rPr>
+              <w:t>0.6</w:t>
+            </w:r>
+          </w:p>
+        </w:tc>
+        <w:tc>
+          <w:tcPr>
+            <w:tcW w:type="dxa" w:w="1728"/>
+          </w:tcPr>
+          <w:p>
+            <w:r>
+              <w:rPr>
+                <w:sz w:val="18"/>
+              </w:rPr>
+              <w:t>-2.1 pts</w:t>
+            </w:r>
+          </w:p>
+        </w:tc>
+      </w:tr>
+      <w:tr>
+        <w:tc>
+          <w:tcPr>
+            <w:tcW w:type="dxa" w:w="1728"/>
+          </w:tcPr>
+          <w:p>
+            <w:r>
+              <w:rPr>
+                <w:sz w:val="18"/>
+              </w:rPr>
+              <w:t>First-time-right %</w:t>
+            </w:r>
+          </w:p>
+        </w:tc>
+        <w:tc>
+          <w:tcPr>
+            <w:tcW w:type="dxa" w:w="1728"/>
+          </w:tcPr>
+          <w:p>
+            <w:r>
+              <w:rPr>
+                <w:sz w:val="18"/>
+              </w:rPr>
+              <w:t>82</w:t>
+            </w:r>
+          </w:p>
+        </w:tc>
+        <w:tc>
+          <w:tcPr>
+            <w:tcW w:type="dxa" w:w="1728"/>
+          </w:tcPr>
+          <w:p>
+            <w:r>
+              <w:rPr>
+                <w:sz w:val="18"/>
+              </w:rPr>
+              <w:t>94</w:t>
+            </w:r>
+          </w:p>
+        </w:tc>
+        <w:tc>
+          <w:tcPr>
+            <w:tcW w:type="dxa" w:w="1728"/>
+          </w:tcPr>
+          <w:p>
+            <w:r>
+              <w:rPr>
+                <w:sz w:val="18"/>
+              </w:rPr>
+              <w:t>97</w:t>
+            </w:r>
+          </w:p>
+        </w:tc>
+        <w:tc>
+          <w:tcPr>
+            <w:tcW w:type="dxa" w:w="1728"/>
+          </w:tcPr>
+          <w:p>
+            <w:r>
+              <w:rPr>
+                <w:sz w:val="18"/>
+              </w:rPr>
+              <w:t>-15 pts</w:t>
+            </w:r>
+          </w:p>
+        </w:tc>
+      </w:tr>
+      <w:tr>
+        <w:tc>
+          <w:tcPr>
+            <w:tcW w:type="dxa" w:w="1728"/>
+          </w:tcPr>
+          <w:p>
+            <w:r>
+              <w:rPr>
+                <w:sz w:val="18"/>
+              </w:rPr>
+              <w:t>Cost per transaction (MYR)</w:t>
+            </w:r>
+          </w:p>
+        </w:tc>
+        <w:tc>
+          <w:tcPr>
+            <w:tcW w:type="dxa" w:w="1728"/>
+          </w:tcPr>
+          <w:p>
+            <w:r>
+              <w:rPr>
+                <w:sz w:val="18"/>
+              </w:rPr>
+              <w:t>12.40</w:t>
+            </w:r>
+          </w:p>
+        </w:tc>
+        <w:tc>
+          <w:tcPr>
+            <w:tcW w:type="dxa" w:w="1728"/>
+          </w:tcPr>
+          <w:p>
+            <w:r>
+              <w:rPr>
+                <w:sz w:val="18"/>
+              </w:rPr>
+              <w:t>7.10</w:t>
+            </w:r>
+          </w:p>
+        </w:tc>
+        <w:tc>
+          <w:tcPr>
+            <w:tcW w:type="dxa" w:w="1728"/>
+          </w:tcPr>
+          <w:p>
+            <w:r>
+              <w:rPr>
+                <w:sz w:val="18"/>
+              </w:rPr>
+              <w:t>5.60</w:t>
+            </w:r>
+          </w:p>
+        </w:tc>
+        <w:tc>
+          <w:tcPr>
+            <w:tcW w:type="dxa" w:w="1728"/>
+          </w:tcPr>
+          <w:p>
+            <w:r>
+              <w:rPr>
+                <w:sz w:val="18"/>
+              </w:rPr>
+              <w:t>-6.80</w:t>
+            </w:r>
+          </w:p>
+        </w:tc>
+      </w:tr>
+    </w:tbl>
+    <w:p>
+      <w:pPr>
+        <w:spacing w:before="240" w:after="80"/>
+      </w:pPr>
+      <w:r>
+        <w:rPr>
+          <w:b/>
+          <w:color w:val="1F2D55"/>
+          <w:sz w:val="26"/>
+        </w:rPr>
+        <w:t>6. Recommendations</w:t>
       </w:r>
     </w:p>
     <w:p>
       <w:pPr>
         <w:pStyle w:val="ListBullet"/>
+        <w:spacing w:after="40"/>
       </w:pPr>
       <w:r>
-        <w:t>STR_01_Strategy_Tracker.xlsx</w:t>
+        <w:rPr>
+          <w:sz w:val="20"/>
+        </w:rPr>
+        <w:t>1. Close the two control-design exceptions (privileged-access; dual-role) within 30 days.</w:t>
       </w:r>
     </w:p>
     <w:p>
       <w:pPr>
         <w:pStyle w:val="ListBullet"/>
+        <w:spacing w:after="40"/>
       </w:pPr>
       <w:r>
-        <w:t>STR_02_Corporate_Plan.docx</w:t>
+        <w:rPr>
+          <w:sz w:val="20"/>
+        </w:rPr>
+        <w:t>2. Accelerate the master-data remediation programme; weekly progress report to Group CFO.</w:t>
       </w:r>
     </w:p>
     <w:p>
       <w:pPr>
         <w:pStyle w:val="ListBullet"/>
+        <w:spacing w:after="40"/>
       </w:pPr>
       <w:r>
-        <w:t>STR_03_Portfolio_Review.docx</w:t>
+        <w:rPr>
+          <w:sz w:val="20"/>
+        </w:rPr>
+        <w:t>3. Targeted automation investment in 3 high-volume, low-complexity workflows.</w:t>
       </w:r>
     </w:p>
     <w:p>
       <w:pPr>
         <w:pStyle w:val="ListBullet"/>
+        <w:spacing w:after="40"/>
       </w:pPr>
       <w:r>
-        <w:t>STR_04_Capex_Allocation_Model.xlsx</w:t>
+        <w:rPr>
+          <w:sz w:val="20"/>
+        </w:rPr>
+        <w:t>4. Refresh the operating-model design for the bottom-three divisions; sponsor: Group COO.</w:t>
       </w:r>
     </w:p>
     <w:p>
       <w:pPr>
         <w:pStyle w:val="ListBullet"/>
+        <w:spacing w:after="40"/>
       </w:pPr>
       <w:r>
-        <w:t>STR_05_KPI_Tree.xlsx</w:t>
+        <w:rPr>
+          <w:sz w:val="20"/>
+        </w:rPr>
+        <w:t>5. Quarterly KPI review forum chaired by Group CFO to maintain momentum.</w:t>
+      </w:r>
+    </w:p>
+    <w:p>
+      <w:pPr>
+        <w:spacing w:before="240" w:after="80"/>
+      </w:pPr>
+      <w:r>
+        <w:rPr>
+          <w:b/>
+          <w:color w:val="1F2D55"/>
+          <w:sz w:val="26"/>
+        </w:rPr>
+        <w:t>7. Risks to remediation</w:t>
       </w:r>
     </w:p>
     <w:p>
       <w:pPr>
         <w:pStyle w:val="ListBullet"/>
+        <w:spacing w:after="40"/>
       </w:pPr>
       <w:r>
-        <w:t>STR_06_Investment_Committee_Charter.docx</w:t>
+        <w:rPr>
+          <w:sz w:val="20"/>
+        </w:rPr>
+        <w:t>Change-management bandwidth at divisional level.</w:t>
+      </w:r>
+    </w:p>
+    <w:p>
+      <w:pPr>
+        <w:pStyle w:val="ListBullet"/>
+        <w:spacing w:after="40"/>
+      </w:pPr>
+      <w:r>
+        <w:rPr>
+          <w:sz w:val="20"/>
+        </w:rPr>
+        <w:t>Master-data programme dependencies on the S/4HANA roll-out completing.</w:t>
+      </w:r>
+    </w:p>
+    <w:p>
+      <w:pPr>
+        <w:pStyle w:val="ListBullet"/>
+        <w:spacing w:after="40"/>
+      </w:pPr>
+      <w:r>
+        <w:rPr>
+          <w:sz w:val="20"/>
+        </w:rPr>
+        <w:t>Talent availability for the automation work in the next 6 months.</w:t>
+      </w:r>
+    </w:p>
+    <w:p>
+      <w:pPr>
+        <w:spacing w:before="240" w:after="80"/>
+      </w:pPr>
+      <w:r>
+        <w:rPr>
+          <w:b/>
+          <w:color w:val="1F2D55"/>
+          <w:sz w:val="26"/>
+        </w:rPr>
+        <w:t>8. Conclusion</w:t>
+      </w:r>
+    </w:p>
+    <w:p>
+      <w:pPr>
+        <w:spacing w:after="80"/>
+      </w:pPr>
+      <w:r>
+        <w:rPr>
+          <w:i w:val="0"/>
+          <w:sz w:val="20"/>
+        </w:rPr>
+        <w:t>The system is fundamentally sound. The opportunity is in raising the bottom three divisions to Group average and the Group average to top-quartile peer. The recommendations are sized, sponsored and resourced to make that happen by FY2027.</w:t>
+      </w:r>
+    </w:p>
+    <w:p>
+      <w:pPr>
+        <w:jc w:val="center"/>
+      </w:pPr>
+      <w:r>
+        <w:rPr>
+          <w:i/>
+          <w:color w:val="9CA3AF"/>
+          <w:sz w:val="16"/>
+        </w:rPr>
+        <w:t>— END OF DOCUMENT —</w:t>
       </w:r>
     </w:p>
     <w:sectPr>
